--- a/documents/incident_reports/INC-2025-05102_TransFrio_Spoilage.docx
+++ b/documents/incident_reports/INC-2025-05102_TransFrio_Spoilage.docx
@@ -587,7 +587,7 @@
               <w:bottom w:val="none"/>
               <w:right w:val="none"/>
             </w:tcBorders>
-            <w:shd w:color="DC2626" w:val="solid"/>
+            <w:shd w:color="1B2A4A" w:val="solid"/>
           </w:tcPr>
           <w:p>
             <w:pPr>

--- a/documents/incident_reports/INC-2025-05102_TransFrio_Spoilage.docx
+++ b/documents/incident_reports/INC-2025-05102_TransFrio_Spoilage.docx
@@ -2279,7 +2279,7 @@
                 <w:sz w:val="20"/>
                 <w:szCs w:val="20"/>
               </w:rPr>
-              <w:t xml:space="preserve">If MCG had a unified data layer connecting IoT telemetry with carrier fleet data, the correlation between fleet truck changeover (July) and spoilage spike (July) would have been immediately visible. This is exactly the kind of insight Project CLARITY's data integration will enable.</w:t>
+              <w:t xml:space="preserve">If MCG had a unified data layer connecting IoT telemetry with carrier fleet data, the correlation between fleet truck changeover (July) and spoilage spike (July) would have been immediately visible. This is exactly the kind of insight Project Qlarity's data integration will enable.</w:t>
             </w:r>
           </w:p>
         </w:tc>
@@ -2479,7 +2479,7 @@
           <w:sz w:val="21"/>
           <w:szCs w:val="21"/>
         </w:rPr>
-        <w:t xml:space="preserve">Project CLARITY Phase 1 will include IoT-to-carrier data correlation pipeline</w:t>
+        <w:t xml:space="preserve">Project Qlarity Phase 1 will include IoT-to-carrier data correlation pipeline</w:t>
       </w:r>
     </w:p>
     <w:p>
